--- a/_build/docx/01_Кадровые_документы/2_Приказ_о_переводе.docx
+++ b/_build/docx/01_Кадровые_документы/2_Приказ_о_переводе.docx
@@ -11,6 +11,17 @@
           <w:rFonts w:ascii="Times New Roman" w:hAnsi="Times New Roman"/>
         </w:rPr>
         <w:t>ООО «АльденаГрупп»</w:t>
+      </w:r>
+    </w:p>
+    <w:p>
+      <w:pPr>
+        <w:jc w:val="right"/>
+      </w:pPr>
+      <w:r>
+        <w:rPr>
+          <w:rFonts w:ascii="Times New Roman" w:hAnsi="Times New Roman"/>
+        </w:rPr>
+        <w:t>Директор А.В. Калита</w:t>
       </w:r>
     </w:p>
     <w:p>
@@ -158,7 +169,7 @@
           <w:rFonts w:ascii="Times New Roman" w:hAnsi="Times New Roman"/>
           <w:b/>
         </w:rPr>
-        <w:t>300,00 (триста) бел. руб.</w:t>
+        <w:t>500,00 (пятьсот) бел. руб.</w:t>
       </w:r>
       <w:r>
         <w:rPr>
@@ -263,7 +274,7 @@
         <w:rPr>
           <w:rFonts w:ascii="Times New Roman" w:hAnsi="Times New Roman"/>
         </w:rPr>
-        <w:t>Заместитель директора</w:t>
+        <w:t>Директор</w:t>
       </w:r>
     </w:p>
     <w:p>
@@ -274,7 +285,7 @@
         <w:rPr>
           <w:rFonts w:ascii="Times New Roman" w:hAnsi="Times New Roman"/>
         </w:rPr>
-        <w:t>___________________ Д.Г. Покалюк</w:t>
+        <w:t>___________________ А.В. Калита</w:t>
       </w:r>
     </w:p>
     <w:p>

--- a/_build/docx/01_Кадровые_документы/2_Приказ_о_переводе.docx
+++ b/_build/docx/01_Кадровые_документы/2_Приказ_о_переводе.docx
@@ -263,7 +263,15 @@
         <w:rPr>
           <w:rFonts w:ascii="Times New Roman" w:hAnsi="Times New Roman"/>
         </w:rPr>
-        <w:t>письменное согласие Иванюк В.С. на перевод.</w:t>
+        <w:t>заявление (письменное согласие) Иванюк В.С. на перевод; приказ по итогам</w:t>
+      </w:r>
+    </w:p>
+    <w:p>
+      <w:r>
+        <w:rPr>
+          <w:rFonts w:ascii="Times New Roman" w:hAnsi="Times New Roman"/>
+        </w:rPr>
+        <w:t>аттестации от «___» июня 2026 г. № ______.</w:t>
       </w:r>
     </w:p>
     <w:p>

--- a/_build/docx/01_Кадровые_документы/2_Приказ_о_переводе.docx
+++ b/_build/docx/01_Кадровые_документы/2_Приказ_о_переводе.docx
@@ -50,7 +50,7 @@
         <w:rPr>
           <w:rFonts w:ascii="Times New Roman" w:hAnsi="Times New Roman"/>
         </w:rPr>
-        <w:t>«___» июня 2026 г.                                                     № ______</w:t>
+        <w:t>«___» __________ 2026 г.                                                     № ______</w:t>
       </w:r>
     </w:p>
     <w:p>
@@ -60,7 +60,7 @@
           <w:b/>
           <w:sz w:val="26"/>
         </w:rPr>
-        <w:t>О переводе Иванюк В.С. на должность ведущего инженера-конструктора</w:t>
+        <w:t>О переводе Иванюк В.С. на должность начальника проектно-конструкторского отдела</w:t>
       </w:r>
     </w:p>
     <w:p>
@@ -125,20 +125,20 @@
           <w:rFonts w:ascii="Times New Roman" w:hAnsi="Times New Roman"/>
           <w:b/>
         </w:rPr>
-        <w:t>ведущего инженера-конструктора</w:t>
+        <w:t>начальника проектно-конструкторского отдела</w:t>
       </w:r>
       <w:r>
         <w:rPr>
           <w:rFonts w:ascii="Times New Roman" w:hAnsi="Times New Roman"/>
         </w:rPr>
-        <w:t xml:space="preserve"> проектно-конструкторского отдела с </w:t>
+        <w:t xml:space="preserve"> с </w:t>
       </w:r>
       <w:r>
         <w:rPr>
           <w:rFonts w:ascii="Times New Roman" w:hAnsi="Times New Roman"/>
           <w:b/>
         </w:rPr>
-        <w:t>25 июня 2026 г.</w:t>
+        <w:t>«___» __________ 2026 г.</w:t>
       </w:r>
     </w:p>
     <w:p>
@@ -154,7 +154,7 @@
         <w:rPr>
           <w:rFonts w:ascii="Times New Roman" w:hAnsi="Times New Roman"/>
         </w:rPr>
-        <w:t>«ведущий инженер-конструктор» и ежемесячную надбавку за руководство отделом в</w:t>
+        <w:t>«начальник проектно-конструкторского отдела» и ежемесячную надбавку за сложность</w:t>
       </w:r>
     </w:p>
     <w:p>
@@ -162,7 +162,7 @@
         <w:rPr>
           <w:rFonts w:ascii="Times New Roman" w:hAnsi="Times New Roman"/>
         </w:rPr>
-        <w:t xml:space="preserve">размере </w:t>
+        <w:t xml:space="preserve">и напряжённость труда в размере </w:t>
       </w:r>
       <w:r>
         <w:rPr>
@@ -171,11 +171,13 @@
         </w:rPr>
         <w:t>500,00 (пятьсот) бел. руб.</w:t>
       </w:r>
+    </w:p>
+    <w:p>
       <w:r>
         <w:rPr>
           <w:rFonts w:ascii="Times New Roman" w:hAnsi="Times New Roman"/>
         </w:rPr>
-        <w:t xml:space="preserve"> с 25 июня 2026 г.</w:t>
+        <w:t>с «___» __________ 2026 г.</w:t>
       </w:r>
     </w:p>
     <w:p>
@@ -232,7 +234,7 @@
         <w:rPr>
           <w:rFonts w:ascii="Times New Roman" w:hAnsi="Times New Roman"/>
         </w:rPr>
-        <w:t>соответствии с настоящим приказом с 25 июня 2026 г.</w:t>
+        <w:t>соответствии с настоящим приказом с «___» __________ 2026 г.</w:t>
       </w:r>
     </w:p>
     <w:p>
@@ -255,7 +257,7 @@
         <w:rPr>
           <w:rFonts w:ascii="Times New Roman" w:hAnsi="Times New Roman"/>
         </w:rPr>
-        <w:t xml:space="preserve"> представление заместителя директора от «___» июня 2026 г.;</w:t>
+        <w:t xml:space="preserve"> представление заместителя директора от «___» __________ 2026 г.;</w:t>
       </w:r>
     </w:p>
     <w:p>
@@ -271,7 +273,31 @@
         <w:rPr>
           <w:rFonts w:ascii="Times New Roman" w:hAnsi="Times New Roman"/>
         </w:rPr>
-        <w:t>аттестации от «___» июня 2026 г. № ______.</w:t>
+        <w:t>аттестации от «___» __________ 2026 г. № ______; наименование должности приведено</w:t>
+      </w:r>
+    </w:p>
+    <w:p>
+      <w:r>
+        <w:rPr>
+          <w:rFonts w:ascii="Times New Roman" w:hAnsi="Times New Roman"/>
+        </w:rPr>
+        <w:t>в соответствие с выпуском 39 Единого квалификационного справочника должностей</w:t>
+      </w:r>
+    </w:p>
+    <w:p>
+      <w:r>
+        <w:rPr>
+          <w:rFonts w:ascii="Times New Roman" w:hAnsi="Times New Roman"/>
+        </w:rPr>
+        <w:t>служащих (утв. постановлением Министерства труда и социальной защиты Республики</w:t>
+      </w:r>
+    </w:p>
+    <w:p>
+      <w:r>
+        <w:rPr>
+          <w:rFonts w:ascii="Times New Roman" w:hAnsi="Times New Roman"/>
+        </w:rPr>
+        <w:t>Беларусь от 23.02.2024 № 9).</w:t>
       </w:r>
     </w:p>
     <w:p>

--- a/_build/docx/01_Кадровые_документы/2_Приказ_о_переводе.docx
+++ b/_build/docx/01_Кадровые_документы/2_Приказ_о_переводе.docx
@@ -331,7 +331,7 @@
       </w:r>
     </w:p>
     <w:sectPr>
-      <w:pgSz w:w="12240" w:h="15840"/>
+      <w:pgSz w:w="11906" w:h="16838"/>
       <w:pgMar w:top="1134" w:right="850" w:bottom="1134" w:left="1417" w:header="720" w:footer="720" w:gutter="0"/>
       <w:cols w:space="720"/>
       <w:docGrid w:linePitch="360"/>
